--- a/小野町_引継ぎ_整理済/02_キックオフ・業務計画/小野町_計画策定業務設計書_20260813.docx
+++ b/小野町_引継ぎ_整理済/02_キックオフ・業務計画/小野町_計画策定業務設計書_20260813.docx
@@ -3677,7 +3677,7 @@
               <w:rPr>
                 <w:sz w:val="19"/>
               </w:rPr>
-              <w:t>**12月までに印刷業者を押さえ、日程を確保する**</w:t>
+              <w:t>**1月中（協議会4回の案なら12月中）に印刷業者を押さえ、日程を確保する**</w:t>
             </w:r>
           </w:p>
         </w:tc>
